--- a/Lanzamiento_Octubre_2026/alumnos/Guia_Alumno_Octubre_2026.docx
+++ b/Lanzamiento_Octubre_2026/alumnos/Guia_Alumno_Octubre_2026.docx
@@ -141,7 +141,7 @@
           <w:sz w:val="23"/>
           <w:szCs w:val="23"/>
         </w:rPr>
-        <w:t xml:space="preserve">Semana del 12 de octubre → semana del 30 de noviembre de 2026</w:t>
+        <w:t xml:space="preserve">Semana del 19 de octubre → semana del 7 de diciembre de 2026</w:t>
       </w:r>
     </w:p>
     <w:p>
@@ -154,7 +154,7 @@
           <wp:inline distT="0" distB="0" distL="0" distR="0">
             <wp:extent cx="857250" cy="828675"/>
             <wp:effectExtent t="0" r="0" b="0" l="0"/>
-            <wp:docPr id="1" name="" descr="" title=""/>
+            <wp:docPr id="2" name="" descr="" title=""/>
             <wp:cNvGraphicFramePr>
               <a:graphicFrameLocks xmlns:a="http://schemas.openxmlformats.org/drawingml/2006/main" noChangeAspect="1"/>
             </wp:cNvGraphicFramePr>
@@ -219,7 +219,7 @@
           <w:sz w:val="17"/>
           <w:szCs w:val="17"/>
         </w:rPr>
-        <w:t xml:space="preserve">Versión 1.0 · 25 de septiembre de 2026 · Horarios y datos: academiaseul.com/programa (fuente única). Si algo cambia, te avisamos por el grupo de tu curso.</w:t>
+        <w:t xml:space="preserve">Versión 1.1 · 16 de octubre de 2026 (calendario corrido una semana) · Horarios y datos: academiaseul.com/programa (fuente única). Si algo cambia, te avisamos por el grupo de tu curso.</w:t>
       </w:r>
     </w:p>
     <w:p>
@@ -669,7 +669,7 @@
           <w:sz w:val="22"/>
           <w:szCs w:val="22"/>
         </w:rPr>
-        <w:t xml:space="preserve">Soy Jay Kim (김재희), fundador de Academia Seúl. Nací en Seúl y crecí en Chile desde los 10 años, así que sé lo que es aprender un idioma desde cero. Gracias por confiar en nosotros: desde la semana del 12 de octubre vamos a estar juntos 8 semanas, con una clase en vivo por semana.</w:t>
+        <w:t xml:space="preserve">Soy Jay Kim (김재희), fundador de Academia Seúl. Nací en Seúl y crecí en Chile desde los 10 años, así que sé lo que es aprender un idioma desde cero. Gracias por confiar en nosotros: desde la semana del 19 de octubre vamos a estar juntos 8 semanas, con una clase en vivo por semana.</w:t>
       </w:r>
     </w:p>
     <w:p>
@@ -721,6 +721,7 @@
         </w:trPr>
         <w:tc>
           <w:tcPr>
+            <w:tcW w:type="dxa" w:w="9360"/>
             <w:shd w:fill="EEF1F6" w:val="clear"/>
             <w:tcMar>
               <w:top w:type="dxa" w:w="120"/>
@@ -768,7 +769,7 @@
                 <w:sz w:val="22"/>
                 <w:szCs w:val="22"/>
               </w:rPr>
-              <w:t xml:space="preserve">El lunes 12 de octubre a las 9:00 (hora Chile) te llega un correo con tu link de Zoom, el link del grupo de WhatsApp de tu curso y esta guía.</w:t>
+              <w:t xml:space="preserve">El lunes 19 de octubre a las 9:00 (hora Chile) te llega un correo con tu link de Zoom, el link del grupo de WhatsApp de tu curso y esta guía.</w:t>
             </w:r>
           </w:p>
           <w:p>
@@ -1147,7 +1148,7 @@
                 <w:sz w:val="19"/>
                 <w:szCs w:val="19"/>
               </w:rPr>
-              <w:t xml:space="preserve">Martes 13 de octubre</w:t>
+              <w:t xml:space="preserve">Martes 20 de octubre</w:t>
             </w:r>
           </w:p>
         </w:tc>
@@ -1173,7 +1174,21 @@
                 <w:sz w:val="19"/>
                 <w:szCs w:val="19"/>
               </w:rPr>
-              <w:t xml:space="preserve">13, 20 y 27 oct · 3, 10, 17 y 24 nov · 1 dic</w:t>
+              <w:t xml:space="preserve">20 y 27 oct · 3, 10, 17 y 24 nov · 1 y 8 dic</w:t>
+            </w:r>
+          </w:p>
+          <w:p>
+            <w:pPr>
+              <w:spacing w:after="0" w:line="264"/>
+            </w:pPr>
+            <w:r>
+              <w:rPr>
+                <w:rFonts w:ascii="Arial" w:cs="Arial" w:eastAsia="Malgun Gothic" w:hAnsi="Arial"/>
+                <w:color w:val="5C5F6B"/>
+                <w:sz w:val="17"/>
+                <w:szCs w:val="17"/>
+              </w:rPr>
+              <w:t xml:space="preserve">8 dic: feriado en Chile [por confirmar]</w:t>
             </w:r>
           </w:p>
         </w:tc>
@@ -1302,7 +1317,7 @@
                 <w:sz w:val="19"/>
                 <w:szCs w:val="19"/>
               </w:rPr>
-              <w:t xml:space="preserve">Martes 13 de octubre</w:t>
+              <w:t xml:space="preserve">Martes 20 de octubre</w:t>
             </w:r>
           </w:p>
         </w:tc>
@@ -1329,7 +1344,21 @@
                 <w:sz w:val="19"/>
                 <w:szCs w:val="19"/>
               </w:rPr>
-              <w:t xml:space="preserve">13, 20 y 27 oct · 3, 10, 17 y 24 nov · 1 dic</w:t>
+              <w:t xml:space="preserve">20 y 27 oct · 3, 10, 17 y 24 nov · 1 y 8 dic</w:t>
+            </w:r>
+          </w:p>
+          <w:p>
+            <w:pPr>
+              <w:spacing w:after="0" w:line="264"/>
+            </w:pPr>
+            <w:r>
+              <w:rPr>
+                <w:rFonts w:ascii="Arial" w:cs="Arial" w:eastAsia="Malgun Gothic" w:hAnsi="Arial"/>
+                <w:color w:val="5C5F6B"/>
+                <w:sz w:val="17"/>
+                <w:szCs w:val="17"/>
+              </w:rPr>
+              <w:t xml:space="preserve">8 dic: feriado en Chile [por confirmar]</w:t>
             </w:r>
           </w:p>
         </w:tc>
@@ -1454,7 +1483,7 @@
                 <w:sz w:val="19"/>
                 <w:szCs w:val="19"/>
               </w:rPr>
-              <w:t xml:space="preserve">Miércoles 14 de octubre</w:t>
+              <w:t xml:space="preserve">Miércoles 21 de octubre</w:t>
             </w:r>
           </w:p>
         </w:tc>
@@ -1480,7 +1509,7 @@
                 <w:sz w:val="19"/>
                 <w:szCs w:val="19"/>
               </w:rPr>
-              <w:t xml:space="preserve">14, 21 y 28 oct · 4, 11, 18 y 25 nov · 2 dic</w:t>
+              <w:t xml:space="preserve">21 y 28 oct · 4, 11, 18 y 25 nov · 2 y 9 dic</w:t>
             </w:r>
           </w:p>
         </w:tc>
@@ -1609,7 +1638,7 @@
                 <w:sz w:val="19"/>
                 <w:szCs w:val="19"/>
               </w:rPr>
-              <w:t xml:space="preserve">Jueves 15 de octubre</w:t>
+              <w:t xml:space="preserve">Jueves 22 de octubre</w:t>
             </w:r>
           </w:p>
         </w:tc>
@@ -1636,7 +1665,7 @@
                 <w:sz w:val="19"/>
                 <w:szCs w:val="19"/>
               </w:rPr>
-              <w:t xml:space="preserve">15, 22 y 29 oct · 5, 12, 19 y 26 nov · 3 dic</w:t>
+              <w:t xml:space="preserve">22 y 29 oct · 5, 12, 19 y 26 nov · 3 y 10 dic</w:t>
             </w:r>
           </w:p>
         </w:tc>
@@ -1761,7 +1790,7 @@
                 <w:sz w:val="19"/>
                 <w:szCs w:val="19"/>
               </w:rPr>
-              <w:t xml:space="preserve">Jueves 15 de octubre</w:t>
+              <w:t xml:space="preserve">Jueves 22 de octubre</w:t>
             </w:r>
           </w:p>
         </w:tc>
@@ -1787,7 +1816,7 @@
                 <w:sz w:val="19"/>
                 <w:szCs w:val="19"/>
               </w:rPr>
-              <w:t xml:space="preserve">15, 22 y 29 oct · 5, 12, 19 y 26 nov · 3 dic</w:t>
+              <w:t xml:space="preserve">22 y 29 oct · 5, 12, 19 y 26 nov · 3 y 10 dic</w:t>
             </w:r>
           </w:p>
         </w:tc>
@@ -3556,7 +3585,7 @@
           <w:sz w:val="22"/>
           <w:szCs w:val="22"/>
         </w:rPr>
-        <w:t xml:space="preserve">Las primeras clases (13, 14 y 15 de octubre) son antes de los dos cambios de hora.</w:t>
+        <w:t xml:space="preserve">Las primeras clases (20, 21 y 22 de octubre) son antes de los dos cambios de hora.</w:t>
       </w:r>
     </w:p>
     <w:p>
@@ -4615,7 +4644,7 @@
           <w:sz w:val="22"/>
           <w:szCs w:val="22"/>
         </w:rPr>
-        <w:t xml:space="preserve">Recibí el correo del lunes 12 de octubre y guardé mi </w:t>
+        <w:t xml:space="preserve">Recibí el correo del lunes 19 de octubre y guardé mi </w:t>
       </w:r>
       <w:r>
         <w:rPr>
@@ -6286,6 +6315,7 @@
         </w:trPr>
         <w:tc>
           <w:tcPr>
+            <w:tcW w:type="dxa" w:w="9360"/>
             <w:shd w:fill="EEF1F6" w:val="clear"/>
             <w:tcMar>
               <w:top w:type="dxa" w:w="120"/>
@@ -6362,7 +6392,7 @@
           <w:sz w:val="22"/>
           <w:szCs w:val="22"/>
         </w:rPr>
-        <w:t xml:space="preserve">lunes 7 de diciembre</w:t>
+        <w:t xml:space="preserve">lunes 14 de diciembre</w:t>
       </w:r>
       <w:r>
         <w:rPr>
@@ -6415,6 +6445,7 @@
         </w:trPr>
         <w:tc>
           <w:tcPr>
+            <w:tcW w:type="dxa" w:w="9360"/>
             <w:shd w:fill="EEF1F6" w:val="clear"/>
             <w:tcMar>
               <w:top w:type="dxa" w:w="120"/>
@@ -6602,7 +6633,7 @@
                 <w:sz w:val="20"/>
                 <w:szCs w:val="20"/>
               </w:rPr>
-              <w:t xml:space="preserve">Cuota 1 (US$75): al inscribirte. Cuota 2 (US$75): al inicio del mes 2, la semana del 9 de noviembre [POR CONFIRMAR], antes de tu clase 5.</w:t>
+              <w:t xml:space="preserve">Cuota 1 (US$75): al inscribirte. Cuota 2 (US$75): al inicio del mes 2, la semana del 16 de noviembre [POR CONFIRMAR], antes de tu clase 5.</w:t>
             </w:r>
           </w:p>
           <w:p>
@@ -7300,7 +7331,7 @@
           <w:sz w:val="22"/>
           <w:szCs w:val="22"/>
         </w:rPr>
-        <w:t xml:space="preserve">Cada curso tiene su propio grupo. Te llega el link en el correo del lunes 12 de octubre; tu profe y Jay son administradores.</w:t>
+        <w:t xml:space="preserve">Cada curso tiene su propio grupo. Te llega el link en el correo del lunes 19 de octubre; tu profe y Jay son administradores.</w:t>
       </w:r>
     </w:p>
     <w:p>
@@ -7550,7 +7581,7 @@
                 <w:sz w:val="19"/>
                 <w:szCs w:val="19"/>
               </w:rPr>
-              <w:t xml:space="preserve">Dom 11 de octubre</w:t>
+              <w:t xml:space="preserve">Dom 18 de octubre</w:t>
             </w:r>
           </w:p>
         </w:tc>
@@ -7610,7 +7641,7 @@
                 <w:sz w:val="19"/>
                 <w:szCs w:val="19"/>
               </w:rPr>
-              <w:t xml:space="preserve">Lun 12 de octubre · 9:00</w:t>
+              <w:t xml:space="preserve">Lun 19 de octubre · 9:00</w:t>
             </w:r>
           </w:p>
         </w:tc>
@@ -7730,7 +7761,7 @@
                 <w:sz w:val="19"/>
                 <w:szCs w:val="19"/>
               </w:rPr>
-              <w:t xml:space="preserve">Semana 1 · 13–15 oct</w:t>
+              <w:t xml:space="preserve">Semana 1 · 20–22 oct</w:t>
             </w:r>
           </w:p>
         </w:tc>
@@ -7756,7 +7787,7 @@
                 <w:sz w:val="20"/>
                 <w:szCs w:val="20"/>
               </w:rPr>
-              <w:t xml:space="preserve">Primera clase: Básico 1 martes y Conversacional 1 (mar 13) · Básico 2 (mié 14) · Básico 1 jueves y TOPIK II (jue 15).</w:t>
+              <w:t xml:space="preserve">Primera clase: Básico 1 martes y Conversacional 1 (mar 20) · Básico 2 (mié 21) · Básico 1 jueves y TOPIK II (jue 22).</w:t>
             </w:r>
           </w:p>
         </w:tc>
@@ -7790,7 +7821,7 @@
                 <w:sz w:val="19"/>
                 <w:szCs w:val="19"/>
               </w:rPr>
-              <w:t xml:space="preserve">Semana 2 · 19–23 oct</w:t>
+              <w:t xml:space="preserve">Dom 25 oct · dom 1 nov</w:t>
             </w:r>
           </w:p>
         </w:tc>
@@ -7816,7 +7847,7 @@
                 <w:sz w:val="20"/>
                 <w:szCs w:val="20"/>
               </w:rPr>
-              <w:t xml:space="preserve">Último plazo para cambiar de sección u horario (según cupo).</w:t>
+              <w:t xml:space="preserve">Cambio de hora en España (25 oct) y en EE.UU. (1 nov). Chile no cambia.</w:t>
             </w:r>
           </w:p>
         </w:tc>
@@ -7850,7 +7881,7 @@
                 <w:sz w:val="19"/>
                 <w:szCs w:val="19"/>
               </w:rPr>
-              <w:t xml:space="preserve">Dom 25 oct · dom 1 nov</w:t>
+              <w:t xml:space="preserve">Semana 2 · 26–30 oct</w:t>
             </w:r>
           </w:p>
         </w:tc>
@@ -7876,7 +7907,7 @@
                 <w:sz w:val="20"/>
                 <w:szCs w:val="20"/>
               </w:rPr>
-              <w:t xml:space="preserve">Cambio de hora en España (25 oct) y en EE.UU. (1 nov). Chile no cambia.</w:t>
+              <w:t xml:space="preserve">Último plazo para cambiar de sección u horario (según cupo).</w:t>
             </w:r>
           </w:p>
         </w:tc>
@@ -7910,7 +7941,7 @@
                 <w:sz w:val="19"/>
                 <w:szCs w:val="19"/>
               </w:rPr>
-              <w:t xml:space="preserve">Semana 4 · 2–6 nov</w:t>
+              <w:t xml:space="preserve">Semana 4 · 9–13 nov</w:t>
             </w:r>
           </w:p>
         </w:tc>
@@ -7970,7 +8001,7 @@
                 <w:sz w:val="19"/>
                 <w:szCs w:val="19"/>
               </w:rPr>
-              <w:t xml:space="preserve">Semana 5 · desde el 9 nov</w:t>
+              <w:t xml:space="preserve">Semana 5 · desde el 16 nov</w:t>
             </w:r>
           </w:p>
         </w:tc>
@@ -8030,7 +8061,7 @@
                 <w:sz w:val="19"/>
                 <w:szCs w:val="19"/>
               </w:rPr>
-              <w:t xml:space="preserve">Semana 8 · 30 nov – 4 dic</w:t>
+              <w:t xml:space="preserve">Semana 8 · 7–11 dic</w:t>
             </w:r>
           </w:p>
         </w:tc>
@@ -8056,7 +8087,7 @@
                 <w:sz w:val="20"/>
                 <w:szCs w:val="20"/>
               </w:rPr>
-              <w:t xml:space="preserve">Sesión final: examen o presentación + cierre.</w:t>
+              <w:t xml:space="preserve">Sesión final: examen o presentación + cierre. El martes 8 es feriado en Chile: la fecha de la clase 8 de Básico 1 martes y de Conversacional 1 está [por confirmar].</w:t>
             </w:r>
           </w:p>
         </w:tc>
@@ -8090,7 +8121,7 @@
                 <w:sz w:val="19"/>
                 <w:szCs w:val="19"/>
               </w:rPr>
-              <w:t xml:space="preserve">Lun 7 de diciembre</w:t>
+              <w:t xml:space="preserve">Lun 14 de diciembre</w:t>
             </w:r>
           </w:p>
         </w:tc>
@@ -8680,8 +8711,8 @@
       </w:r>
     </w:p>
     <w:sectPr>
-      <w:headerReference w:type="default" r:id="rId7"/>
-      <w:footerReference w:type="default" r:id="rId8"/>
+      <w:headerReference w:type="default" r:id="rId6"/>
+      <w:footerReference w:type="default" r:id="rId7"/>
       <w:pgSz w:w="12240" w:h="15840" w:orient="portrait"/>
       <w:pgMar w:top="1150" w:right="1440" w:bottom="1100" w:left="1440" w:header="708" w:footer="708" w:gutter="0"/>
       <w:pgNumType/>
@@ -8689,10 +8720,6 @@
     </w:sectPr>
   </w:body>
 </w:document>
-</file>
-
-<file path=word/comments.xml><?xml version="1.0" encoding="utf-8"?>
-<w:comments xmlns:cx="http://schemas.microsoft.com/office/drawing/2014/chartex" xmlns:cx1="http://schemas.microsoft.com/office/drawing/2015/9/8/chartex" xmlns:cx2="http://schemas.microsoft.com/office/drawing/2015/10/21/chartex" xmlns:cx3="http://schemas.microsoft.com/office/drawing/2016/5/9/chartex" xmlns:cx4="http://schemas.microsoft.com/office/drawing/2016/5/10/chartex" xmlns:cx5="http://schemas.microsoft.com/office/drawing/2016/5/11/chartex" xmlns:cx6="http://schemas.microsoft.com/office/drawing/2016/5/12/chartex" xmlns:cx7="http://schemas.microsoft.com/office/drawing/2016/5/13/chartex" xmlns:cx8="http://schemas.microsoft.com/office/drawing/2016/5/14/chartex" xmlns:mc="http://schemas.openxmlformats.org/markup-compatibility/2006" xmlns:aink="http://schemas.microsoft.com/office/drawing/2016/ink" xmlns:am3d="http://schemas.microsoft.com/office/drawing/2017/model3d" xmlns:o="urn:schemas-microsoft-com:office:office" xmlns:r="http://schemas.openxmlformats.org/officeDocument/2006/relationships" xmlns:m="http://schemas.openxmlformats.org/officeDocument/2006/math" xmlns:v="urn:schemas-microsoft-com:vml" xmlns:wp14="http://schemas.microsoft.com/office/word/2010/wordprocessingDrawing" xmlns:wp="http://schemas.openxmlformats.org/drawingml/2006/wordprocessingDrawing" xmlns:w10="urn:schemas-microsoft-com:office:word" xmlns:w="http://schemas.openxmlformats.org/wordprocessingml/2006/main" xmlns:w14="http://schemas.microsoft.com/office/word/2010/wordml" xmlns:w15="http://schemas.microsoft.com/office/word/2012/wordml" xmlns:w16cex="http://schemas.microsoft.com/office/word/2018/wordml/cex" xmlns:w16cid="http://schemas.microsoft.com/office/word/2016/wordml/cid" xmlns:w16="http://schemas.microsoft.com/office/word/2018/wordml" xmlns:w16sdtdh="http://schemas.microsoft.com/office/word/2020/wordml/sdtdatahash" xmlns:w16se="http://schemas.microsoft.com/office/word/2015/wordml/symex" xmlns:wpg="http://schemas.microsoft.com/office/word/2010/wordprocessingGroup" xmlns:wpi="http://schemas.microsoft.com/office/word/2010/wordprocessingInk" xmlns:wne="http://schemas.microsoft.com/office/word/2006/wordml" xmlns:wps="http://schemas.microsoft.com/office/word/2010/wordprocessingShape"/>
 </file>
 
 <file path=word/endnotes.xml><?xml version="1.0" encoding="utf-8"?>
@@ -8832,7 +8859,7 @@
 <w:numbering xmlns:wpc="http://schemas.microsoft.com/office/word/2010/wordprocessingCanvas" xmlns:mc="http://schemas.openxmlformats.org/markup-compatibility/2006" xmlns:o="urn:schemas-microsoft-com:office:office" xmlns:r="http://schemas.openxmlformats.org/officeDocument/2006/relationships" xmlns:m="http://schemas.openxmlformats.org/officeDocument/2006/math" xmlns:v="urn:schemas-microsoft-com:vml" xmlns:wp14="http://schemas.microsoft.com/office/word/2010/wordprocessingDrawing" xmlns:wp="http://schemas.openxmlformats.org/drawingml/2006/wordprocessingDrawing" xmlns:w10="urn:schemas-microsoft-com:office:word" xmlns:w="http://schemas.openxmlformats.org/wordprocessingml/2006/main" xmlns:w14="http://schemas.microsoft.com/office/word/2010/wordml" xmlns:w15="http://schemas.microsoft.com/office/word/2012/wordml" xmlns:wpg="http://schemas.microsoft.com/office/word/2010/wordprocessingGroup" xmlns:wpi="http://schemas.microsoft.com/office/word/2010/wordprocessingInk" xmlns:wne="http://schemas.microsoft.com/office/word/2006/wordml" xmlns:wps="http://schemas.microsoft.com/office/word/2010/wordprocessingShape" mc:Ignorable="w14 w15 wp14">
   <w:abstractNum w:abstractNumId="1" w15:restartNumberingAfterBreak="0">
     <w:multiLevelType w:val="hybridMultilevel"/>
-    <w:lvl w:ilvl="0" w15:tentative="1">
+    <w:lvl w:ilvl="0" w:tentative="1">
       <w:start w:val="1"/>
       <w:numFmt w:val="bullet"/>
       <w:lvlText w:val="●"/>
@@ -8841,7 +8868,7 @@
         <w:ind w:left="720" w:hanging="360"/>
       </w:pPr>
     </w:lvl>
-    <w:lvl w:ilvl="1" w15:tentative="1">
+    <w:lvl w:ilvl="1" w:tentative="1">
       <w:start w:val="1"/>
       <w:numFmt w:val="bullet"/>
       <w:lvlText w:val="○"/>
@@ -8850,7 +8877,7 @@
         <w:ind w:left="1440" w:hanging="360"/>
       </w:pPr>
     </w:lvl>
-    <w:lvl w:ilvl="2" w15:tentative="1">
+    <w:lvl w:ilvl="2" w:tentative="1">
       <w:start w:val="1"/>
       <w:numFmt w:val="bullet"/>
       <w:lvlText w:val="■"/>
@@ -8859,7 +8886,7 @@
         <w:ind w:left="2160" w:hanging="360"/>
       </w:pPr>
     </w:lvl>
-    <w:lvl w:ilvl="3" w15:tentative="1">
+    <w:lvl w:ilvl="3" w:tentative="1">
       <w:start w:val="1"/>
       <w:numFmt w:val="bullet"/>
       <w:lvlText w:val="●"/>
@@ -8868,7 +8895,7 @@
         <w:ind w:left="2880" w:hanging="360"/>
       </w:pPr>
     </w:lvl>
-    <w:lvl w:ilvl="4" w15:tentative="1">
+    <w:lvl w:ilvl="4" w:tentative="1">
       <w:start w:val="1"/>
       <w:numFmt w:val="bullet"/>
       <w:lvlText w:val="○"/>
@@ -8877,7 +8904,7 @@
         <w:ind w:left="3600" w:hanging="360"/>
       </w:pPr>
     </w:lvl>
-    <w:lvl w:ilvl="5" w15:tentative="1">
+    <w:lvl w:ilvl="5" w:tentative="1">
       <w:start w:val="1"/>
       <w:numFmt w:val="bullet"/>
       <w:lvlText w:val="■"/>
@@ -8886,7 +8913,7 @@
         <w:ind w:left="4320" w:hanging="360"/>
       </w:pPr>
     </w:lvl>
-    <w:lvl w:ilvl="6" w15:tentative="1">
+    <w:lvl w:ilvl="6" w:tentative="1">
       <w:start w:val="1"/>
       <w:numFmt w:val="bullet"/>
       <w:lvlText w:val="●"/>
@@ -8895,7 +8922,7 @@
         <w:ind w:left="5040" w:hanging="360"/>
       </w:pPr>
     </w:lvl>
-    <w:lvl w:ilvl="7" w15:tentative="1">
+    <w:lvl w:ilvl="7" w:tentative="1">
       <w:start w:val="1"/>
       <w:numFmt w:val="bullet"/>
       <w:lvlText w:val="●"/>
@@ -8904,7 +8931,7 @@
         <w:ind w:left="5760" w:hanging="360"/>
       </w:pPr>
     </w:lvl>
-    <w:lvl w:ilvl="8" w15:tentative="1">
+    <w:lvl w:ilvl="8" w:tentative="1">
       <w:start w:val="1"/>
       <w:numFmt w:val="bullet"/>
       <w:lvlText w:val="●"/>
@@ -8936,6 +8963,25 @@
     </w:rPrDefault>
     <w:pPrDefault/>
   </w:docDefaults>
+  <w:style w:type="paragraph" w:styleId="Normal" w:default="1">
+    <w:name w:val="Normal"/>
+    <w:qFormat/>
+  </w:style>
+  <w:style w:type="table" w:styleId="TableNormal" w:default="true">
+    <w:name w:val="Normal Table"/>
+    <w:uiPriority w:val="99"/>
+    <w:semiHidden/>
+    <w:unhideWhenUsed/>
+    <w:tblPr>
+      <w:tblInd w:type="dxa" w:w="0"/>
+      <w:tblCellMar>
+        <w:top w:type="dxa" w:w="0"/>
+        <w:left w:type="dxa" w:w="108"/>
+        <w:bottom w:type="dxa" w:w="0"/>
+        <w:right w:type="dxa" w:w="108"/>
+      </w:tblCellMar>
+    </w:tblPr>
+  </w:style>
   <w:style w:type="paragraph" w:styleId="Title">
     <w:name w:val="Title"/>
     <w:basedOn w:val="Normal"/>
@@ -9108,4 +9154,294 @@
     </w:rPr>
   </w:style>
 </w:styles>
+</file>
+
+<file path=word/theme/theme1.xml><?xml version="1.0" encoding="utf-8"?>
+<a:theme xmlns:a="http://schemas.openxmlformats.org/drawingml/2006/main" name="Office Theme">
+  <a:themeElements>
+    <a:clrScheme name="Office">
+      <a:dk1>
+        <a:sysClr val="windowText" lastClr="000000"/>
+      </a:dk1>
+      <a:lt1>
+        <a:sysClr val="window" lastClr="FFFFFF"/>
+      </a:lt1>
+      <a:dk2>
+        <a:srgbClr val="44546A"/>
+      </a:dk2>
+      <a:lt2>
+        <a:srgbClr val="E7E6E6"/>
+      </a:lt2>
+      <a:accent1>
+        <a:srgbClr val="4472C4"/>
+      </a:accent1>
+      <a:accent2>
+        <a:srgbClr val="ED7D31"/>
+      </a:accent2>
+      <a:accent3>
+        <a:srgbClr val="A5A5A5"/>
+      </a:accent3>
+      <a:accent4>
+        <a:srgbClr val="FFC000"/>
+      </a:accent4>
+      <a:accent5>
+        <a:srgbClr val="5B9BD5"/>
+      </a:accent5>
+      <a:accent6>
+        <a:srgbClr val="70AD47"/>
+      </a:accent6>
+      <a:hlink>
+        <a:srgbClr val="0563C1"/>
+      </a:hlink>
+      <a:folHlink>
+        <a:srgbClr val="954F72"/>
+      </a:folHlink>
+    </a:clrScheme>
+    <a:fontScheme name="Office">
+      <a:majorFont>
+        <a:latin typeface="Calibri Light" panose="020F0302020204030204"/>
+        <a:ea typeface=""/>
+        <a:cs typeface=""/>
+        <a:font script="Jpan" typeface="游ゴシック Light"/>
+        <a:font script="Hang" typeface="맑은 고딕"/>
+        <a:font script="Hans" typeface="等线 Light"/>
+        <a:font script="Hant" typeface="新細明體"/>
+        <a:font script="Arab" typeface="Times New Roman"/>
+        <a:font script="Hebr" typeface="Times New Roman"/>
+        <a:font script="Thai" typeface="Angsana New"/>
+        <a:font script="Ethi" typeface="Nyala"/>
+        <a:font script="Beng" typeface="Vrinda"/>
+        <a:font script="Gujr" typeface="Shruti"/>
+        <a:font script="Khmr" typeface="MoolBoran"/>
+        <a:font script="Knda" typeface="Tunga"/>
+        <a:font script="Guru" typeface="Raavi"/>
+        <a:font script="Cans" typeface="Euphemia"/>
+        <a:font script="Cher" typeface="Plantagenet Cherokee"/>
+        <a:font script="Yiii" typeface="Microsoft Yi Baiti"/>
+        <a:font script="Tibt" typeface="Microsoft Himalaya"/>
+        <a:font script="Thaa" typeface="MV Boli"/>
+        <a:font script="Deva" typeface="Mangal"/>
+        <a:font script="Telu" typeface="Gautami"/>
+        <a:font script="Taml" typeface="Latha"/>
+        <a:font script="Syrc" typeface="Estrangelo Edessa"/>
+        <a:font script="Orya" typeface="Kalinga"/>
+        <a:font script="Mlym" typeface="Kartika"/>
+        <a:font script="Laoo" typeface="DokChampa"/>
+        <a:font script="Sinh" typeface="Iskoola Pota"/>
+        <a:font script="Mong" typeface="Mongolian Baiti"/>
+        <a:font script="Viet" typeface="Times New Roman"/>
+        <a:font script="Uigh" typeface="Microsoft Uighur"/>
+        <a:font script="Geor" typeface="Sylfaen"/>
+        <a:font script="Armn" typeface="Arial"/>
+        <a:font script="Bugi" typeface="Leelawadee UI"/>
+        <a:font script="Bopo" typeface="Microsoft JhengHei"/>
+        <a:font script="Java" typeface="Javanese Text"/>
+        <a:font script="Lisu" typeface="Segoe UI"/>
+        <a:font script="Mymr" typeface="Myanmar Text"/>
+        <a:font script="Nkoo" typeface="Ebrima"/>
+        <a:font script="Olck" typeface="Nirmala UI"/>
+        <a:font script="Osma" typeface="Ebrima"/>
+        <a:font script="Phag" typeface="Phagspa"/>
+        <a:font script="Syrn" typeface="Estrangelo Edessa"/>
+        <a:font script="Syrj" typeface="Estrangelo Edessa"/>
+        <a:font script="Syre" typeface="Estrangelo Edessa"/>
+        <a:font script="Sora" typeface="Nirmala UI"/>
+        <a:font script="Tale" typeface="Microsoft Tai Le"/>
+        <a:font script="Talu" typeface="Microsoft New Tai Lue"/>
+        <a:font script="Tfng" typeface="Ebrima"/>
+      </a:majorFont>
+      <a:minorFont>
+        <a:latin typeface="Calibri" panose="020F0502020204030204"/>
+        <a:ea typeface=""/>
+        <a:cs typeface=""/>
+        <a:font script="Jpan" typeface="游明朝"/>
+        <a:font script="Hang" typeface="맑은 고딕"/>
+        <a:font script="Hans" typeface="等线"/>
+        <a:font script="Hant" typeface="新細明體"/>
+        <a:font script="Arab" typeface="Arial"/>
+        <a:font script="Hebr" typeface="Arial"/>
+        <a:font script="Thai" typeface="Cordia New"/>
+        <a:font script="Ethi" typeface="Nyala"/>
+        <a:font script="Beng" typeface="Vrinda"/>
+        <a:font script="Gujr" typeface="Shruti"/>
+        <a:font script="Khmr" typeface="DaunPenh"/>
+        <a:font script="Knda" typeface="Tunga"/>
+        <a:font script="Guru" typeface="Raavi"/>
+        <a:font script="Cans" typeface="Euphemia"/>
+        <a:font script="Cher" typeface="Plantagenet Cherokee"/>
+        <a:font script="Yiii" typeface="Microsoft Yi Baiti"/>
+        <a:font script="Tibt" typeface="Microsoft Himalaya"/>
+        <a:font script="Thaa" typeface="MV Boli"/>
+        <a:font script="Deva" typeface="Mangal"/>
+        <a:font script="Telu" typeface="Gautami"/>
+        <a:font script="Taml" typeface="Latha"/>
+        <a:font script="Syrc" typeface="Estrangelo Edessa"/>
+        <a:font script="Orya" typeface="Kalinga"/>
+        <a:font script="Mlym" typeface="Kartika"/>
+        <a:font script="Laoo" typeface="DokChampa"/>
+        <a:font script="Sinh" typeface="Iskoola Pota"/>
+        <a:font script="Mong" typeface="Mongolian Baiti"/>
+        <a:font script="Viet" typeface="Arial"/>
+        <a:font script="Uigh" typeface="Microsoft Uighur"/>
+        <a:font script="Geor" typeface="Sylfaen"/>
+        <a:font script="Armn" typeface="Arial"/>
+        <a:font script="Bugi" typeface="Leelawadee UI"/>
+        <a:font script="Bopo" typeface="Microsoft JhengHei"/>
+        <a:font script="Java" typeface="Javanese Text"/>
+        <a:font script="Lisu" typeface="Segoe UI"/>
+        <a:font script="Mymr" typeface="Myanmar Text"/>
+        <a:font script="Nkoo" typeface="Ebrima"/>
+        <a:font script="Olck" typeface="Nirmala UI"/>
+        <a:font script="Osma" typeface="Ebrima"/>
+        <a:font script="Phag" typeface="Phagspa"/>
+        <a:font script="Syrn" typeface="Estrangelo Edessa"/>
+        <a:font script="Syrj" typeface="Estrangelo Edessa"/>
+        <a:font script="Syre" typeface="Estrangelo Edessa"/>
+        <a:font script="Sora" typeface="Nirmala UI"/>
+        <a:font script="Tale" typeface="Microsoft Tai Le"/>
+        <a:font script="Talu" typeface="Microsoft New Tai Lue"/>
+        <a:font script="Tfng" typeface="Ebrima"/>
+      </a:minorFont>
+    </a:fontScheme>
+    <a:fmtScheme name="Office">
+      <a:fillStyleLst>
+        <a:solidFill>
+          <a:schemeClr val="phClr"/>
+        </a:solidFill>
+        <a:gradFill rotWithShape="true">
+          <a:gsLst>
+            <a:gs pos="0">
+              <a:schemeClr val="phClr">
+                <a:lumMod val="110000"/>
+                <a:satMod val="105000"/>
+                <a:tint val="67000"/>
+              </a:schemeClr>
+            </a:gs>
+            <a:gs pos="50000">
+              <a:schemeClr val="phClr">
+                <a:lumMod val="105000"/>
+                <a:satMod val="103000"/>
+                <a:tint val="73000"/>
+              </a:schemeClr>
+            </a:gs>
+            <a:gs pos="100000">
+              <a:schemeClr val="phClr">
+                <a:lumMod val="105000"/>
+                <a:satMod val="109000"/>
+                <a:tint val="81000"/>
+              </a:schemeClr>
+            </a:gs>
+          </a:gsLst>
+          <a:lin ang="5400000" scaled="false"/>
+        </a:gradFill>
+        <a:gradFill rotWithShape="true">
+          <a:gsLst>
+            <a:gs pos="0">
+              <a:schemeClr val="phClr">
+                <a:satMod val="103000"/>
+                <a:lumMod val="102000"/>
+                <a:tint val="94000"/>
+              </a:schemeClr>
+            </a:gs>
+            <a:gs pos="50000">
+              <a:schemeClr val="phClr">
+                <a:satMod val="110000"/>
+                <a:lumMod val="100000"/>
+                <a:shade val="100000"/>
+              </a:schemeClr>
+            </a:gs>
+            <a:gs pos="100000">
+              <a:schemeClr val="phClr">
+                <a:lumMod val="99000"/>
+                <a:satMod val="120000"/>
+                <a:shade val="78000"/>
+              </a:schemeClr>
+            </a:gs>
+          </a:gsLst>
+          <a:lin ang="5400000" scaled="false"/>
+        </a:gradFill>
+      </a:fillStyleLst>
+      <a:lnStyleLst>
+        <a:ln w="6350" cap="flat" cmpd="sng" algn="ctr">
+          <a:solidFill>
+            <a:schemeClr val="phClr"/>
+          </a:solidFill>
+          <a:prstDash val="solid"/>
+          <a:miter lim="800000"/>
+        </a:ln>
+        <a:ln w="12700" cap="flat" cmpd="sng" algn="ctr">
+          <a:solidFill>
+            <a:schemeClr val="phClr"/>
+          </a:solidFill>
+          <a:prstDash val="solid"/>
+          <a:miter lim="800000"/>
+        </a:ln>
+        <a:ln w="19050" cap="flat" cmpd="sng" algn="ctr">
+          <a:solidFill>
+            <a:schemeClr val="phClr"/>
+          </a:solidFill>
+          <a:prstDash val="solid"/>
+          <a:miter lim="800000"/>
+        </a:ln>
+      </a:lnStyleLst>
+      <a:effectStyleLst>
+        <a:effectStyle>
+          <a:effectLst/>
+        </a:effectStyle>
+        <a:effectStyle>
+          <a:effectLst/>
+        </a:effectStyle>
+        <a:effectStyle>
+          <a:effectLst>
+            <a:outerShdw blurRad="57150" dist="19050" dir="5400000" algn="ctr" rotWithShape="false">
+              <a:srgbClr val="000000">
+                <a:alpha val="63000"/>
+              </a:srgbClr>
+            </a:outerShdw>
+          </a:effectLst>
+        </a:effectStyle>
+      </a:effectStyleLst>
+      <a:bgFillStyleLst>
+        <a:solidFill>
+          <a:schemeClr val="phClr"/>
+        </a:solidFill>
+        <a:solidFill>
+          <a:schemeClr val="phClr">
+            <a:tint val="95000"/>
+            <a:satMod val="170000"/>
+          </a:schemeClr>
+        </a:solidFill>
+        <a:gradFill rotWithShape="true">
+          <a:gsLst>
+            <a:gs pos="0">
+              <a:schemeClr val="phClr">
+                <a:tint val="93000"/>
+                <a:satMod val="150000"/>
+                <a:shade val="98000"/>
+                <a:lumMod val="102000"/>
+              </a:schemeClr>
+            </a:gs>
+            <a:gs pos="50000">
+              <a:schemeClr val="phClr">
+                <a:tint val="98000"/>
+                <a:satMod val="130000"/>
+                <a:shade val="90000"/>
+                <a:lumMod val="103000"/>
+              </a:schemeClr>
+            </a:gs>
+            <a:gs pos="100000">
+              <a:schemeClr val="phClr">
+                <a:shade val="63000"/>
+                <a:satMod val="120000"/>
+              </a:schemeClr>
+            </a:gs>
+          </a:gsLst>
+          <a:lin ang="5400000" scaled="false"/>
+        </a:gradFill>
+      </a:bgFillStyleLst>
+    </a:fmtScheme>
+  </a:themeElements>
+  <a:objectDefaults/>
+  <a:extraClrSchemeLst/>
+</a:theme>
 </file>